--- a/2.1/docs/ElemEventStack.docx
+++ b/2.1/docs/ElemEventStack.docx
@@ -3,725 +3,89 @@
 <w:document xmlns:wpc="http://schemas.microsoft.com/office/word/2010/wordprocessingCanvas" xmlns:mo="http://schemas.microsoft.com/office/mac/office/2008/main" xmlns:mc="http://schemas.openxmlformats.org/markup-compatibility/2006" xmlns:mv="urn:schemas-microsoft-com:mac:vml" xmlns:o="urn:schemas-microsoft-com:office:office" xmlns:r="http://schemas.openxmlformats.org/officeDocument/2006/relationships" xmlns:m="http://schemas.openxmlformats.org/officeDocument/2006/math" xmlns:v="urn:schemas-microsoft-com:vml" xmlns:wp14="http://schemas.microsoft.com/office/word/2010/wordprocessingDrawing" xmlns:wp="http://schemas.openxmlformats.org/drawingml/2006/wordprocessingDrawing" xmlns:w10="urn:schemas-microsoft-com:office:word" xmlns:w="http://schemas.openxmlformats.org/wordprocessingml/2006/main" xmlns:w14="http://schemas.microsoft.com/office/word/2010/wordml" xmlns:wpg="http://schemas.microsoft.com/office/word/2010/wordprocessingGroup" xmlns:wpi="http://schemas.microsoft.com/office/word/2010/wordprocessingInk" xmlns:wne="http://schemas.microsoft.com/office/word/2006/wordml" xmlns:wps="http://schemas.microsoft.com/office/word/2010/wordprocessingShape" mc:Ignorable="w14 wp14">
   <w:body>
     <w:p>
+      <w:r>
+        <w:rPr>
+          <w:b/>
+          <w:color w:val="4F6AFF"/>
+          <w:sz w:val="56"/>
+        </w:rPr>
+        <w:t>Виджет «Стек состояний»</w:t>
+      </w:r>
+    </w:p>
+    <w:p>
+      <w:r>
+        <w:rPr>
+          <w:color w:val="64748B"/>
+          <w:sz w:val="24"/>
+        </w:rPr>
+        <w:t>ElemEventStack — контейнер с переключаемыми состояниями по событиям</w:t>
+      </w:r>
+    </w:p>
+    <w:p/>
+    <w:p>
       <w:pPr>
-        <w:jc w:val="left"/>
+        <w:spacing w:before="200" w:after="40"/>
       </w:pPr>
       <w:r>
         <w:rPr>
           <w:b/>
           <w:color w:val="4F6AFF"/>
-          <w:sz w:val="52"/>
+          <w:sz w:val="28"/>
         </w:rPr>
-        <w:t>ElemEventStack</w:t>
-      </w:r>
-    </w:p>
-    <w:p>
-      <w:r>
-        <w:rPr>
-          <w:color w:val="475569"/>
-          <w:sz w:val="24"/>
-        </w:rPr>
-        <w:t>Виджет переключения состояний — контейнер со слотами-состояниями</w:t>
-      </w:r>
-    </w:p>
-    <w:p/>
-    <w:p>
-      <w:r>
-        <w:rPr>
-          <w:b/>
-          <w:color w:val="4F6AFF"/>
-          <w:sz w:val="26"/>
-        </w:rPr>
-        <w:t>Назначение</w:t>
-      </w:r>
-    </w:p>
-    <w:p>
-      <w:r>
-        <w:rPr>
-          <w:sz w:val="20"/>
-        </w:rPr>
-        <w:t>ElemEventStack — контейнерный виджет, позволяющий показывать разный контент в зависимости от текущего состояния. Каждое состояние — именованный слот с произвольными дочерними виджетами и индивидуальным CSS. Переключение состояний происходит через события платформы. В редакторе все слоты видны одновременно (неактивные затемнены), в рантайме — только активный.</w:t>
-      </w:r>
-    </w:p>
-    <w:p>
-      <w:r>
-        <w:rPr>
-          <w:b/>
-          <w:color w:val="4F6AFF"/>
-          <w:sz w:val="26"/>
-        </w:rPr>
-        <w:t>Концепция работы</w:t>
+        <w:t>Описание</w:t>
       </w:r>
     </w:p>
     <w:p>
       <w:pPr>
-        <w:pStyle w:val="ListBullet"/>
+        <w:spacing w:after="40"/>
       </w:pPr>
       <w:r>
         <w:rPr>
-          <w:sz w:val="20"/>
+          <w:sz w:val="21"/>
         </w:rPr>
-        <w:t>Определите список состояний в параметре `states` (массив {name, event})</w:t>
+        <w:t>Виджет «Стек состояний» — контейнер, который показывает разный контент в зависимости от активного состояния. Каждое состояние — именованный слот с произвольными дочерними виджетами. Переключение между состояниями происходит по именованным событиям платформы. Типичные применения: экран загрузки → контент, состояние «нет данных» → данные, многошаговые формы, таб-переключатели без использования родных вкладок.</w:t>
       </w:r>
     </w:p>
     <w:p>
       <w:pPr>
-        <w:pStyle w:val="ListBullet"/>
+        <w:spacing w:before="80"/>
       </w:pPr>
       <w:r>
         <w:rPr>
-          <w:sz w:val="20"/>
+          <w:i/>
+          <w:color w:val="64748B"/>
+          <w:sz w:val="18"/>
         </w:rPr>
-        <w:t>Поместите дочерние виджеты в каждое состояние в конструкторе</w:t>
+        <w:t>[Скриншот: Пример виджета в редакторе (все состояния видны одновременно)]</w:t>
       </w:r>
     </w:p>
-    <w:p>
-      <w:pPr>
-        <w:pStyle w:val="ListBullet"/>
-      </w:pPr>
-      <w:r>
-        <w:rPr>
-          <w:sz w:val="20"/>
-        </w:rPr>
-        <w:t>Назначьте событие платформы для каждого состояния (поле event)</w:t>
-      </w:r>
-    </w:p>
-    <w:p>
-      <w:pPr>
-        <w:pStyle w:val="ListBullet"/>
-      </w:pPr>
-      <w:r>
-        <w:rPr>
-          <w:sz w:val="20"/>
-        </w:rPr>
-        <w:t>При возникновении события — активируется соответствующий слот</w:t>
-      </w:r>
-    </w:p>
-    <w:p>
-      <w:pPr>
-        <w:pStyle w:val="ListBullet"/>
-      </w:pPr>
-      <w:r>
-        <w:rPr>
-          <w:sz w:val="20"/>
-        </w:rPr>
-        <w:t>Начальное состояние задаётся через `activeState` (по умолчанию: «default»)</w:t>
-      </w:r>
-    </w:p>
-    <w:p>
-      <w:pPr>
-        <w:pStyle w:val="ListBullet"/>
-      </w:pPr>
-      <w:r>
-        <w:rPr>
-          <w:sz w:val="20"/>
-        </w:rPr>
-        <w:t>Каждому состоянию можно назначить CSS через `stateStyles` (JSON)</w:t>
-      </w:r>
-    </w:p>
-    <w:p>
-      <w:r>
-        <w:rPr>
-          <w:b/>
-          <w:color w:val="4F6AFF"/>
-          <w:sz w:val="26"/>
-        </w:rPr>
-        <w:t>Параметры</w:t>
-      </w:r>
-    </w:p>
+    <w:p/>
     <w:tbl>
       <w:tblPr>
         <w:tblW w:type="auto" w:w="0"/>
-        <w:jc w:val="left"/>
         <w:tblLook w:firstColumn="1" w:firstRow="1" w:lastColumn="0" w:lastRow="0" w:noHBand="0" w:noVBand="1" w:val="04A0"/>
       </w:tblPr>
       <w:tblGrid>
-        <w:gridCol w:w="2351"/>
-        <w:gridCol w:w="2351"/>
-        <w:gridCol w:w="2351"/>
-        <w:gridCol w:w="2351"/>
+        <w:gridCol w:w="9406"/>
       </w:tblGrid>
       <w:tr>
         <w:tc>
           <w:tcPr>
-            <w:tcW w:type="dxa" w:w="2551"/>
-            <w:shd w:val="clear" w:color="auto" w:fill="4F6AFF"/>
-            <w:tcBorders>
-              <w:top w:val="single" w:sz="4" w:color="3A56F0"/>
-              <w:left w:val="single" w:sz="4" w:color="3A56F0"/>
-              <w:bottom w:val="single" w:sz="4" w:color="3A56F0"/>
-              <w:right w:val="single" w:sz="4" w:color="3A56F0"/>
-              <w:insideH w:val="single" w:sz="4" w:color="3A56F0"/>
-              <w:insideV w:val="single" w:sz="4" w:color="3A56F0"/>
-            </w:tcBorders>
+            <w:tcW w:type="dxa" w:w="9406"/>
+            <w:shd w:val="clear" w:color="auto" w:fill="EEF1FF"/>
           </w:tcPr>
           <w:p>
             <w:pPr>
-              <w:jc w:val="left"/>
+              <w:spacing w:before="80" w:after="80"/>
+              <w:ind w:left="170" w:right="170"/>
             </w:pPr>
             <w:r>
               <w:rPr>
-                <w:b/>
-                <w:color w:val="FFFFFF"/>
-                <w:sz w:val="18"/>
+                <w:i/>
+                <w:color w:val="3D55E8"/>
+                <w:sz w:val="20"/>
               </w:rPr>
-              <w:t>Параметр</w:t>
-            </w:r>
-          </w:p>
-        </w:tc>
-        <w:tc>
-          <w:tcPr>
-            <w:tcW w:type="dxa" w:w="1417"/>
-            <w:shd w:val="clear" w:color="auto" w:fill="4F6AFF"/>
-            <w:tcBorders>
-              <w:top w:val="single" w:sz="4" w:color="3A56F0"/>
-              <w:left w:val="single" w:sz="4" w:color="3A56F0"/>
-              <w:bottom w:val="single" w:sz="4" w:color="3A56F0"/>
-              <w:right w:val="single" w:sz="4" w:color="3A56F0"/>
-              <w:insideH w:val="single" w:sz="4" w:color="3A56F0"/>
-              <w:insideV w:val="single" w:sz="4" w:color="3A56F0"/>
-            </w:tcBorders>
-          </w:tcPr>
-          <w:p>
-            <w:pPr>
-              <w:jc w:val="left"/>
-            </w:pPr>
-            <w:r>
-              <w:rPr>
-                <w:b/>
-                <w:color w:val="FFFFFF"/>
-                <w:sz w:val="18"/>
-              </w:rPr>
-              <w:t>Тип</w:t>
-            </w:r>
-          </w:p>
-        </w:tc>
-        <w:tc>
-          <w:tcPr>
-            <w:tcW w:type="dxa" w:w="1984"/>
-            <w:shd w:val="clear" w:color="auto" w:fill="4F6AFF"/>
-            <w:tcBorders>
-              <w:top w:val="single" w:sz="4" w:color="3A56F0"/>
-              <w:left w:val="single" w:sz="4" w:color="3A56F0"/>
-              <w:bottom w:val="single" w:sz="4" w:color="3A56F0"/>
-              <w:right w:val="single" w:sz="4" w:color="3A56F0"/>
-              <w:insideH w:val="single" w:sz="4" w:color="3A56F0"/>
-              <w:insideV w:val="single" w:sz="4" w:color="3A56F0"/>
-            </w:tcBorders>
-          </w:tcPr>
-          <w:p>
-            <w:pPr>
-              <w:jc w:val="left"/>
-            </w:pPr>
-            <w:r>
-              <w:rPr>
-                <w:b/>
-                <w:color w:val="FFFFFF"/>
-                <w:sz w:val="18"/>
-              </w:rPr>
-              <w:t>Умолчание</w:t>
-            </w:r>
-          </w:p>
-        </w:tc>
-        <w:tc>
-          <w:tcPr>
-            <w:tcW w:type="dxa" w:w="4535"/>
-            <w:shd w:val="clear" w:color="auto" w:fill="4F6AFF"/>
-            <w:tcBorders>
-              <w:top w:val="single" w:sz="4" w:color="3A56F0"/>
-              <w:left w:val="single" w:sz="4" w:color="3A56F0"/>
-              <w:bottom w:val="single" w:sz="4" w:color="3A56F0"/>
-              <w:right w:val="single" w:sz="4" w:color="3A56F0"/>
-              <w:insideH w:val="single" w:sz="4" w:color="3A56F0"/>
-              <w:insideV w:val="single" w:sz="4" w:color="3A56F0"/>
-            </w:tcBorders>
-          </w:tcPr>
-          <w:p>
-            <w:pPr>
-              <w:jc w:val="left"/>
-            </w:pPr>
-            <w:r>
-              <w:rPr>
-                <w:b/>
-                <w:color w:val="FFFFFF"/>
-                <w:sz w:val="18"/>
-              </w:rPr>
-              <w:t>Описание</w:t>
-            </w:r>
-          </w:p>
-        </w:tc>
-      </w:tr>
-      <w:tr>
-        <w:tc>
-          <w:tcPr>
-            <w:tcW w:type="dxa" w:w="2551"/>
-            <w:shd w:val="clear" w:color="auto" w:fill="FFFFFF"/>
-            <w:tcBorders>
-              <w:top w:val="single" w:sz="4" w:color="E2E8F0"/>
-              <w:left w:val="single" w:sz="4" w:color="E2E8F0"/>
-              <w:bottom w:val="single" w:sz="4" w:color="E2E8F0"/>
-              <w:right w:val="single" w:sz="4" w:color="E2E8F0"/>
-              <w:insideH w:val="single" w:sz="4" w:color="E2E8F0"/>
-              <w:insideV w:val="single" w:sz="4" w:color="E2E8F0"/>
-            </w:tcBorders>
-          </w:tcPr>
-          <w:p>
-            <w:r>
-              <w:rPr>
-                <w:b/>
-                <w:color w:val="2D3A8C"/>
-                <w:sz w:val="18"/>
-              </w:rPr>
-              <w:t>activeState</w:t>
-            </w:r>
-          </w:p>
-        </w:tc>
-        <w:tc>
-          <w:tcPr>
-            <w:tcW w:type="dxa" w:w="1417"/>
-            <w:shd w:val="clear" w:color="auto" w:fill="FFFFFF"/>
-            <w:tcBorders>
-              <w:top w:val="single" w:sz="4" w:color="E2E8F0"/>
-              <w:left w:val="single" w:sz="4" w:color="E2E8F0"/>
-              <w:bottom w:val="single" w:sz="4" w:color="E2E8F0"/>
-              <w:right w:val="single" w:sz="4" w:color="E2E8F0"/>
-              <w:insideH w:val="single" w:sz="4" w:color="E2E8F0"/>
-              <w:insideV w:val="single" w:sz="4" w:color="E2E8F0"/>
-            </w:tcBorders>
-          </w:tcPr>
-          <w:p>
-            <w:r>
-              <w:rPr>
-                <w:color w:val="1E293B"/>
-                <w:sz w:val="18"/>
-              </w:rPr>
-              <w:t>String</w:t>
-            </w:r>
-          </w:p>
-        </w:tc>
-        <w:tc>
-          <w:tcPr>
-            <w:tcW w:type="dxa" w:w="1984"/>
-            <w:shd w:val="clear" w:color="auto" w:fill="FFFFFF"/>
-            <w:tcBorders>
-              <w:top w:val="single" w:sz="4" w:color="E2E8F0"/>
-              <w:left w:val="single" w:sz="4" w:color="E2E8F0"/>
-              <w:bottom w:val="single" w:sz="4" w:color="E2E8F0"/>
-              <w:right w:val="single" w:sz="4" w:color="E2E8F0"/>
-              <w:insideH w:val="single" w:sz="4" w:color="E2E8F0"/>
-              <w:insideV w:val="single" w:sz="4" w:color="E2E8F0"/>
-            </w:tcBorders>
-          </w:tcPr>
-          <w:p>
-            <w:r>
-              <w:rPr>
-                <w:color w:val="1E293B"/>
-                <w:sz w:val="18"/>
-              </w:rPr>
-              <w:t>default</w:t>
-            </w:r>
-          </w:p>
-        </w:tc>
-        <w:tc>
-          <w:tcPr>
-            <w:tcW w:type="dxa" w:w="4535"/>
-            <w:shd w:val="clear" w:color="auto" w:fill="FFFFFF"/>
-            <w:tcBorders>
-              <w:top w:val="single" w:sz="4" w:color="E2E8F0"/>
-              <w:left w:val="single" w:sz="4" w:color="E2E8F0"/>
-              <w:bottom w:val="single" w:sz="4" w:color="E2E8F0"/>
-              <w:right w:val="single" w:sz="4" w:color="E2E8F0"/>
-              <w:insideH w:val="single" w:sz="4" w:color="E2E8F0"/>
-              <w:insideV w:val="single" w:sz="4" w:color="E2E8F0"/>
-            </w:tcBorders>
-          </w:tcPr>
-          <w:p>
-            <w:r>
-              <w:rPr>
-                <w:color w:val="1E293B"/>
-                <w:sz w:val="18"/>
-              </w:rPr>
-              <w:t>Имя активного состояния при монтировании</w:t>
-            </w:r>
-          </w:p>
-        </w:tc>
-      </w:tr>
-      <w:tr>
-        <w:tc>
-          <w:tcPr>
-            <w:tcW w:type="dxa" w:w="2551"/>
-            <w:shd w:val="clear" w:color="auto" w:fill="F8FAFC"/>
-            <w:tcBorders>
-              <w:top w:val="single" w:sz="4" w:color="E2E8F0"/>
-              <w:left w:val="single" w:sz="4" w:color="E2E8F0"/>
-              <w:bottom w:val="single" w:sz="4" w:color="E2E8F0"/>
-              <w:right w:val="single" w:sz="4" w:color="E2E8F0"/>
-              <w:insideH w:val="single" w:sz="4" w:color="E2E8F0"/>
-              <w:insideV w:val="single" w:sz="4" w:color="E2E8F0"/>
-            </w:tcBorders>
-          </w:tcPr>
-          <w:p>
-            <w:r>
-              <w:rPr>
-                <w:b/>
-                <w:color w:val="2D3A8C"/>
-                <w:sz w:val="18"/>
-              </w:rPr>
-              <w:t>states</w:t>
-            </w:r>
-          </w:p>
-        </w:tc>
-        <w:tc>
-          <w:tcPr>
-            <w:tcW w:type="dxa" w:w="1417"/>
-            <w:shd w:val="clear" w:color="auto" w:fill="F8FAFC"/>
-            <w:tcBorders>
-              <w:top w:val="single" w:sz="4" w:color="E2E8F0"/>
-              <w:left w:val="single" w:sz="4" w:color="E2E8F0"/>
-              <w:bottom w:val="single" w:sz="4" w:color="E2E8F0"/>
-              <w:right w:val="single" w:sz="4" w:color="E2E8F0"/>
-              <w:insideH w:val="single" w:sz="4" w:color="E2E8F0"/>
-              <w:insideV w:val="single" w:sz="4" w:color="E2E8F0"/>
-            </w:tcBorders>
-          </w:tcPr>
-          <w:p>
-            <w:r>
-              <w:rPr>
-                <w:color w:val="1E293B"/>
-                <w:sz w:val="18"/>
-              </w:rPr>
-              <w:t>Array</w:t>
-            </w:r>
-          </w:p>
-        </w:tc>
-        <w:tc>
-          <w:tcPr>
-            <w:tcW w:type="dxa" w:w="1984"/>
-            <w:shd w:val="clear" w:color="auto" w:fill="F8FAFC"/>
-            <w:tcBorders>
-              <w:top w:val="single" w:sz="4" w:color="E2E8F0"/>
-              <w:left w:val="single" w:sz="4" w:color="E2E8F0"/>
-              <w:bottom w:val="single" w:sz="4" w:color="E2E8F0"/>
-              <w:right w:val="single" w:sz="4" w:color="E2E8F0"/>
-              <w:insideH w:val="single" w:sz="4" w:color="E2E8F0"/>
-              <w:insideV w:val="single" w:sz="4" w:color="E2E8F0"/>
-            </w:tcBorders>
-          </w:tcPr>
-          <w:p>
-            <w:r>
-              <w:rPr>
-                <w:color w:val="1E293B"/>
-                <w:sz w:val="18"/>
-              </w:rPr>
-              <w:t>[{name:'default',event:''}]</w:t>
-            </w:r>
-          </w:p>
-        </w:tc>
-        <w:tc>
-          <w:tcPr>
-            <w:tcW w:type="dxa" w:w="4535"/>
-            <w:shd w:val="clear" w:color="auto" w:fill="F8FAFC"/>
-            <w:tcBorders>
-              <w:top w:val="single" w:sz="4" w:color="E2E8F0"/>
-              <w:left w:val="single" w:sz="4" w:color="E2E8F0"/>
-              <w:bottom w:val="single" w:sz="4" w:color="E2E8F0"/>
-              <w:right w:val="single" w:sz="4" w:color="E2E8F0"/>
-              <w:insideH w:val="single" w:sz="4" w:color="E2E8F0"/>
-              <w:insideV w:val="single" w:sz="4" w:color="E2E8F0"/>
-            </w:tcBorders>
-          </w:tcPr>
-          <w:p>
-            <w:r>
-              <w:rPr>
-                <w:color w:val="1E293B"/>
-                <w:sz w:val="18"/>
-              </w:rPr>
-              <w:t>Массив состояний: [{name: string, event: string}]</w:t>
-            </w:r>
-          </w:p>
-        </w:tc>
-      </w:tr>
-      <w:tr>
-        <w:tc>
-          <w:tcPr>
-            <w:tcW w:type="dxa" w:w="2551"/>
-            <w:shd w:val="clear" w:color="auto" w:fill="FFFFFF"/>
-            <w:tcBorders>
-              <w:top w:val="single" w:sz="4" w:color="E2E8F0"/>
-              <w:left w:val="single" w:sz="4" w:color="E2E8F0"/>
-              <w:bottom w:val="single" w:sz="4" w:color="E2E8F0"/>
-              <w:right w:val="single" w:sz="4" w:color="E2E8F0"/>
-              <w:insideH w:val="single" w:sz="4" w:color="E2E8F0"/>
-              <w:insideV w:val="single" w:sz="4" w:color="E2E8F0"/>
-            </w:tcBorders>
-          </w:tcPr>
-          <w:p>
-            <w:r>
-              <w:rPr>
-                <w:b/>
-                <w:color w:val="2D3A8C"/>
-                <w:sz w:val="18"/>
-              </w:rPr>
-              <w:t>stateStyles</w:t>
-            </w:r>
-          </w:p>
-        </w:tc>
-        <w:tc>
-          <w:tcPr>
-            <w:tcW w:type="dxa" w:w="1417"/>
-            <w:shd w:val="clear" w:color="auto" w:fill="FFFFFF"/>
-            <w:tcBorders>
-              <w:top w:val="single" w:sz="4" w:color="E2E8F0"/>
-              <w:left w:val="single" w:sz="4" w:color="E2E8F0"/>
-              <w:bottom w:val="single" w:sz="4" w:color="E2E8F0"/>
-              <w:right w:val="single" w:sz="4" w:color="E2E8F0"/>
-              <w:insideH w:val="single" w:sz="4" w:color="E2E8F0"/>
-              <w:insideV w:val="single" w:sz="4" w:color="E2E8F0"/>
-            </w:tcBorders>
-          </w:tcPr>
-          <w:p>
-            <w:r>
-              <w:rPr>
-                <w:color w:val="1E293B"/>
-                <w:sz w:val="18"/>
-              </w:rPr>
-              <w:t>String</w:t>
-            </w:r>
-          </w:p>
-        </w:tc>
-        <w:tc>
-          <w:tcPr>
-            <w:tcW w:type="dxa" w:w="1984"/>
-            <w:shd w:val="clear" w:color="auto" w:fill="FFFFFF"/>
-            <w:tcBorders>
-              <w:top w:val="single" w:sz="4" w:color="E2E8F0"/>
-              <w:left w:val="single" w:sz="4" w:color="E2E8F0"/>
-              <w:bottom w:val="single" w:sz="4" w:color="E2E8F0"/>
-              <w:right w:val="single" w:sz="4" w:color="E2E8F0"/>
-              <w:insideH w:val="single" w:sz="4" w:color="E2E8F0"/>
-              <w:insideV w:val="single" w:sz="4" w:color="E2E8F0"/>
-            </w:tcBorders>
-          </w:tcPr>
-          <w:p>
-            <w:r>
-              <w:rPr>
-                <w:color w:val="1E293B"/>
-                <w:sz w:val="18"/>
-              </w:rPr>
-              <w:t>{}</w:t>
-            </w:r>
-          </w:p>
-        </w:tc>
-        <w:tc>
-          <w:tcPr>
-            <w:tcW w:type="dxa" w:w="4535"/>
-            <w:shd w:val="clear" w:color="auto" w:fill="FFFFFF"/>
-            <w:tcBorders>
-              <w:top w:val="single" w:sz="4" w:color="E2E8F0"/>
-              <w:left w:val="single" w:sz="4" w:color="E2E8F0"/>
-              <w:bottom w:val="single" w:sz="4" w:color="E2E8F0"/>
-              <w:right w:val="single" w:sz="4" w:color="E2E8F0"/>
-              <w:insideH w:val="single" w:sz="4" w:color="E2E8F0"/>
-              <w:insideV w:val="single" w:sz="4" w:color="E2E8F0"/>
-            </w:tcBorders>
-          </w:tcPr>
-          <w:p>
-            <w:r>
-              <w:rPr>
-                <w:color w:val="1E293B"/>
-                <w:sz w:val="18"/>
-              </w:rPr>
-              <w:t>CSS для состояний (JSON): {"имяСостояния": "css..."}</w:t>
-            </w:r>
-          </w:p>
-        </w:tc>
-      </w:tr>
-      <w:tr>
-        <w:tc>
-          <w:tcPr>
-            <w:tcW w:type="dxa" w:w="2551"/>
-            <w:shd w:val="clear" w:color="auto" w:fill="F8FAFC"/>
-            <w:tcBorders>
-              <w:top w:val="single" w:sz="4" w:color="E2E8F0"/>
-              <w:left w:val="single" w:sz="4" w:color="E2E8F0"/>
-              <w:bottom w:val="single" w:sz="4" w:color="E2E8F0"/>
-              <w:right w:val="single" w:sz="4" w:color="E2E8F0"/>
-              <w:insideH w:val="single" w:sz="4" w:color="E2E8F0"/>
-              <w:insideV w:val="single" w:sz="4" w:color="E2E8F0"/>
-            </w:tcBorders>
-          </w:tcPr>
-          <w:p>
-            <w:r>
-              <w:rPr>
-                <w:b/>
-                <w:color w:val="2D3A8C"/>
-                <w:sz w:val="18"/>
-              </w:rPr>
-              <w:t>height</w:t>
-            </w:r>
-          </w:p>
-        </w:tc>
-        <w:tc>
-          <w:tcPr>
-            <w:tcW w:type="dxa" w:w="1417"/>
-            <w:shd w:val="clear" w:color="auto" w:fill="F8FAFC"/>
-            <w:tcBorders>
-              <w:top w:val="single" w:sz="4" w:color="E2E8F0"/>
-              <w:left w:val="single" w:sz="4" w:color="E2E8F0"/>
-              <w:bottom w:val="single" w:sz="4" w:color="E2E8F0"/>
-              <w:right w:val="single" w:sz="4" w:color="E2E8F0"/>
-              <w:insideH w:val="single" w:sz="4" w:color="E2E8F0"/>
-              <w:insideV w:val="single" w:sz="4" w:color="E2E8F0"/>
-            </w:tcBorders>
-          </w:tcPr>
-          <w:p>
-            <w:r>
-              <w:rPr>
-                <w:color w:val="1E293B"/>
-                <w:sz w:val="18"/>
-              </w:rPr>
-              <w:t>String</w:t>
-            </w:r>
-          </w:p>
-        </w:tc>
-        <w:tc>
-          <w:tcPr>
-            <w:tcW w:type="dxa" w:w="1984"/>
-            <w:shd w:val="clear" w:color="auto" w:fill="F8FAFC"/>
-            <w:tcBorders>
-              <w:top w:val="single" w:sz="4" w:color="E2E8F0"/>
-              <w:left w:val="single" w:sz="4" w:color="E2E8F0"/>
-              <w:bottom w:val="single" w:sz="4" w:color="E2E8F0"/>
-              <w:right w:val="single" w:sz="4" w:color="E2E8F0"/>
-              <w:insideH w:val="single" w:sz="4" w:color="E2E8F0"/>
-              <w:insideV w:val="single" w:sz="4" w:color="E2E8F0"/>
-            </w:tcBorders>
-          </w:tcPr>
-          <w:p>
-            <w:r>
-              <w:rPr>
-                <w:color w:val="1E293B"/>
-                <w:sz w:val="18"/>
-              </w:rPr>
-              <w:t>100</w:t>
-            </w:r>
-          </w:p>
-        </w:tc>
-        <w:tc>
-          <w:tcPr>
-            <w:tcW w:type="dxa" w:w="4535"/>
-            <w:shd w:val="clear" w:color="auto" w:fill="F8FAFC"/>
-            <w:tcBorders>
-              <w:top w:val="single" w:sz="4" w:color="E2E8F0"/>
-              <w:left w:val="single" w:sz="4" w:color="E2E8F0"/>
-              <w:bottom w:val="single" w:sz="4" w:color="E2E8F0"/>
-              <w:right w:val="single" w:sz="4" w:color="E2E8F0"/>
-              <w:insideH w:val="single" w:sz="4" w:color="E2E8F0"/>
-              <w:insideV w:val="single" w:sz="4" w:color="E2E8F0"/>
-            </w:tcBorders>
-          </w:tcPr>
-          <w:p>
-            <w:r>
-              <w:rPr>
-                <w:color w:val="1E293B"/>
-                <w:sz w:val="18"/>
-              </w:rPr>
-              <w:t>Высота контейнера</w:t>
-            </w:r>
-          </w:p>
-        </w:tc>
-      </w:tr>
-      <w:tr>
-        <w:tc>
-          <w:tcPr>
-            <w:tcW w:type="dxa" w:w="2551"/>
-            <w:shd w:val="clear" w:color="auto" w:fill="FFFFFF"/>
-            <w:tcBorders>
-              <w:top w:val="single" w:sz="4" w:color="E2E8F0"/>
-              <w:left w:val="single" w:sz="4" w:color="E2E8F0"/>
-              <w:bottom w:val="single" w:sz="4" w:color="E2E8F0"/>
-              <w:right w:val="single" w:sz="4" w:color="E2E8F0"/>
-              <w:insideH w:val="single" w:sz="4" w:color="E2E8F0"/>
-              <w:insideV w:val="single" w:sz="4" w:color="E2E8F0"/>
-            </w:tcBorders>
-          </w:tcPr>
-          <w:p>
-            <w:r>
-              <w:rPr>
-                <w:b/>
-                <w:color w:val="2D3A8C"/>
-                <w:sz w:val="18"/>
-              </w:rPr>
-              <w:t>heightUnit</w:t>
-            </w:r>
-          </w:p>
-        </w:tc>
-        <w:tc>
-          <w:tcPr>
-            <w:tcW w:type="dxa" w:w="1417"/>
-            <w:shd w:val="clear" w:color="auto" w:fill="FFFFFF"/>
-            <w:tcBorders>
-              <w:top w:val="single" w:sz="4" w:color="E2E8F0"/>
-              <w:left w:val="single" w:sz="4" w:color="E2E8F0"/>
-              <w:bottom w:val="single" w:sz="4" w:color="E2E8F0"/>
-              <w:right w:val="single" w:sz="4" w:color="E2E8F0"/>
-              <w:insideH w:val="single" w:sz="4" w:color="E2E8F0"/>
-              <w:insideV w:val="single" w:sz="4" w:color="E2E8F0"/>
-            </w:tcBorders>
-          </w:tcPr>
-          <w:p>
-            <w:r>
-              <w:rPr>
-                <w:color w:val="1E293B"/>
-                <w:sz w:val="18"/>
-              </w:rPr>
-              <w:t>String</w:t>
-            </w:r>
-          </w:p>
-        </w:tc>
-        <w:tc>
-          <w:tcPr>
-            <w:tcW w:type="dxa" w:w="1984"/>
-            <w:shd w:val="clear" w:color="auto" w:fill="FFFFFF"/>
-            <w:tcBorders>
-              <w:top w:val="single" w:sz="4" w:color="E2E8F0"/>
-              <w:left w:val="single" w:sz="4" w:color="E2E8F0"/>
-              <w:bottom w:val="single" w:sz="4" w:color="E2E8F0"/>
-              <w:right w:val="single" w:sz="4" w:color="E2E8F0"/>
-              <w:insideH w:val="single" w:sz="4" w:color="E2E8F0"/>
-              <w:insideV w:val="single" w:sz="4" w:color="E2E8F0"/>
-            </w:tcBorders>
-          </w:tcPr>
-          <w:p>
-            <w:r>
-              <w:rPr>
-                <w:color w:val="1E293B"/>
-                <w:sz w:val="18"/>
-              </w:rPr>
-              <w:t>%</w:t>
-            </w:r>
-          </w:p>
-        </w:tc>
-        <w:tc>
-          <w:tcPr>
-            <w:tcW w:type="dxa" w:w="4535"/>
-            <w:shd w:val="clear" w:color="auto" w:fill="FFFFFF"/>
-            <w:tcBorders>
-              <w:top w:val="single" w:sz="4" w:color="E2E8F0"/>
-              <w:left w:val="single" w:sz="4" w:color="E2E8F0"/>
-              <w:bottom w:val="single" w:sz="4" w:color="E2E8F0"/>
-              <w:right w:val="single" w:sz="4" w:color="E2E8F0"/>
-              <w:insideH w:val="single" w:sz="4" w:color="E2E8F0"/>
-              <w:insideV w:val="single" w:sz="4" w:color="E2E8F0"/>
-            </w:tcBorders>
-          </w:tcPr>
-          <w:p>
-            <w:r>
-              <w:rPr>
-                <w:color w:val="1E293B"/>
-                <w:sz w:val="18"/>
-              </w:rPr>
-              <w:t>Единица высоты: px / % / vh / и т.д.</w:t>
+              <w:t>В конструкторе все состояния отображаются одновременно: активное — ярко, неактивные — затемнены (35% прозрачности) с бейджем имени состояния. В рантайме виден только один активный слот.</w:t>
             </w:r>
           </w:p>
         </w:tc>
@@ -729,85 +93,354 @@
     </w:tbl>
     <w:p/>
     <w:p>
+      <w:pPr>
+        <w:spacing w:before="200" w:after="40"/>
+      </w:pPr>
       <w:r>
         <w:rPr>
           <w:b/>
           <w:color w:val="4F6AFF"/>
-          <w:sz w:val="26"/>
+          <w:sz w:val="28"/>
         </w:rPr>
-        <w:t>Пример конфигурации</w:t>
-      </w:r>
-    </w:p>
-    <w:p>
-      <w:r>
-        <w:rPr>
-          <w:sz w:val="20"/>
-        </w:rPr>
-        <w:t>states:</w:t>
+        <w:t>Настройка состояний</w:t>
       </w:r>
     </w:p>
     <w:p>
       <w:pPr>
-        <w:ind w:left="454"/>
+        <w:spacing w:before="120" w:after="20"/>
       </w:pPr>
       <w:r>
         <w:rPr>
-          <w:rFonts w:ascii="Courier New" w:hAnsi="Courier New"/>
+          <w:b/>
           <w:color w:val="1E293B"/>
-          <w:sz w:val="18"/>
+          <w:sz w:val="23"/>
         </w:rPr>
-        <w:t>[</w:t>
-        <w:br/>
-        <w:t xml:space="preserve">  { "name": "loading", "event": "data-loading" },</w:t>
-        <w:br/>
-        <w:t xml:space="preserve">  { "name": "loaded",  "event": "data-loaded"  },</w:t>
-        <w:br/>
-        <w:t xml:space="preserve">  { "name": "error",   "event": "data-error"   }</w:t>
-        <w:br/>
-        <w:t>]</w:t>
-      </w:r>
-    </w:p>
-    <w:p>
-      <w:r>
-        <w:rPr>
-          <w:sz w:val="20"/>
-        </w:rPr>
-        <w:br/>
-        <w:t>stateStyles:</w:t>
+        <w:t>Добавление нового состояния</w:t>
       </w:r>
     </w:p>
     <w:p>
       <w:pPr>
-        <w:ind w:left="454"/>
+        <w:pStyle w:val="ListNumber"/>
       </w:pPr>
       <w:r>
         <w:rPr>
-          <w:rFonts w:ascii="Courier New" w:hAnsi="Courier New"/>
-          <w:color w:val="1E293B"/>
-          <w:sz w:val="18"/>
+          <w:sz w:val="21"/>
         </w:rPr>
-        <w:t>{</w:t>
-        <w:br/>
-        <w:t xml:space="preserve">  "loading": "opacity: 0.5; pointer-events: none;",</w:t>
-        <w:br/>
-        <w:t xml:space="preserve">  "error":   "border: 2px solid red;"</w:t>
-        <w:br/>
-        <w:t>}</w:t>
+        <w:t>В панели настроек найдите поле «Новое состояние».</w:t>
       </w:r>
     </w:p>
     <w:p>
       <w:pPr>
-        <w:ind w:left="283"/>
+        <w:pStyle w:val="ListNumber"/>
+      </w:pPr>
+      <w:r>
+        <w:rPr>
+          <w:sz w:val="21"/>
+        </w:rPr>
+        <w:t>Введите имя состояния (например: loading, empty, error).</w:t>
+      </w:r>
+    </w:p>
+    <w:p>
+      <w:pPr>
+        <w:pStyle w:val="ListNumber"/>
+      </w:pPr>
+      <w:r>
+        <w:rPr>
+          <w:sz w:val="21"/>
+        </w:rPr>
+        <w:t>Нажмите кнопку «+» — в конструкторе появится новый слот.</w:t>
+      </w:r>
+    </w:p>
+    <w:p>
+      <w:pPr>
+        <w:pStyle w:val="ListNumber"/>
+      </w:pPr>
+      <w:r>
+        <w:rPr>
+          <w:sz w:val="21"/>
+        </w:rPr>
+        <w:t>Перетащите в этот слот нужные виджеты.</w:t>
+      </w:r>
+    </w:p>
+    <w:p>
+      <w:pPr>
+        <w:spacing w:before="80"/>
       </w:pPr>
       <w:r>
         <w:rPr>
           <w:i/>
-          <w:color w:val="475569"/>
+          <w:color w:val="64748B"/>
           <w:sz w:val="18"/>
         </w:rPr>
-        <w:t xml:space="preserve">  ℹ  В режиме редактора все состояния видны одновременно. Неактивные слоты отображаются с пониженной прозрачностью (35%) и с именем состояния в виде бейджа для удобства редактирования.</w:t>
+        <w:t>[Скриншот: Добавление состояния]</w:t>
       </w:r>
     </w:p>
+    <w:p/>
+    <w:p>
+      <w:pPr>
+        <w:spacing w:before="120" w:after="20"/>
+      </w:pPr>
+      <w:r>
+        <w:rPr>
+          <w:b/>
+          <w:color w:val="1E293B"/>
+          <w:sz w:val="23"/>
+        </w:rPr>
+        <w:t>Активное состояние при загрузке</w:t>
+      </w:r>
+    </w:p>
+    <w:p>
+      <w:pPr>
+        <w:spacing w:after="40"/>
+      </w:pPr>
+      <w:r>
+        <w:rPr>
+          <w:sz w:val="21"/>
+        </w:rPr>
+        <w:t>В блоке «Активное состояние» нажмите на карточку нужного состояния — оно станет начальным при открытии страницы.</w:t>
+      </w:r>
+    </w:p>
+    <w:p>
+      <w:pPr>
+        <w:spacing w:before="200" w:after="40"/>
+      </w:pPr>
+      <w:r>
+        <w:rPr>
+          <w:b/>
+          <w:color w:val="4F6AFF"/>
+          <w:sz w:val="28"/>
+        </w:rPr>
+        <w:t>Привязка событий</w:t>
+      </w:r>
+    </w:p>
+    <w:p>
+      <w:pPr>
+        <w:spacing w:after="40"/>
+      </w:pPr>
+      <w:r>
+        <w:rPr>
+          <w:sz w:val="21"/>
+        </w:rPr>
+        <w:t>Для каждого состояния задайте имя события, по которому оно будет активироваться:</w:t>
+      </w:r>
+    </w:p>
+    <w:p>
+      <w:pPr>
+        <w:pStyle w:val="ListNumber"/>
+      </w:pPr>
+      <w:r>
+        <w:rPr>
+          <w:sz w:val="21"/>
+        </w:rPr>
+        <w:t>В разделе «Привязка событий» найдите строку нужного состояния.</w:t>
+      </w:r>
+    </w:p>
+    <w:p>
+      <w:pPr>
+        <w:pStyle w:val="ListNumber"/>
+      </w:pPr>
+      <w:r>
+        <w:rPr>
+          <w:sz w:val="21"/>
+        </w:rPr>
+        <w:t>В поле «имя события» введите имя события платформы.</w:t>
+      </w:r>
+    </w:p>
+    <w:p>
+      <w:pPr>
+        <w:pStyle w:val="ListNumber"/>
+      </w:pPr>
+      <w:r>
+        <w:rPr>
+          <w:sz w:val="21"/>
+        </w:rPr>
+        <w:t>В виджете-источнике (например, кнопке или другом контейнере) настройте отправку события с тем же именем.</w:t>
+      </w:r>
+    </w:p>
+    <w:p>
+      <w:pPr>
+        <w:pStyle w:val="ListNumber"/>
+      </w:pPr>
+      <w:r>
+        <w:rPr>
+          <w:sz w:val="21"/>
+        </w:rPr>
+        <w:t>При срабатывании события «Стек состояний» автоматически переключится на соответствующий слот.</w:t>
+      </w:r>
+    </w:p>
+    <w:tbl>
+      <w:tblPr>
+        <w:tblW w:type="auto" w:w="0"/>
+        <w:tblLook w:firstColumn="1" w:firstRow="1" w:lastColumn="0" w:lastRow="0" w:noHBand="0" w:noVBand="1" w:val="04A0"/>
+      </w:tblPr>
+      <w:tblGrid>
+        <w:gridCol w:w="9406"/>
+      </w:tblGrid>
+      <w:tr>
+        <w:tc>
+          <w:tcPr>
+            <w:tcW w:type="dxa" w:w="9406"/>
+            <w:shd w:val="clear" w:color="auto" w:fill="EEF1FF"/>
+          </w:tcPr>
+          <w:p>
+            <w:pPr>
+              <w:spacing w:before="80" w:after="80"/>
+              <w:ind w:left="170" w:right="170"/>
+            </w:pPr>
+            <w:r>
+              <w:rPr>
+                <w:i/>
+                <w:color w:val="3D55E8"/>
+                <w:sz w:val="20"/>
+              </w:rPr>
+              <w:t>Одно состояние может не иметь события — тогда его активация только программная (начальное состояние или переключение через другие механизмы платформы).</w:t>
+            </w:r>
+          </w:p>
+        </w:tc>
+      </w:tr>
+    </w:tbl>
+    <w:p/>
+    <w:p>
+      <w:pPr>
+        <w:spacing w:before="80"/>
+      </w:pPr>
+      <w:r>
+        <w:rPr>
+          <w:i/>
+          <w:color w:val="64748B"/>
+          <w:sz w:val="18"/>
+        </w:rPr>
+        <w:t>[Скриншот: Настройка привязки событий]</w:t>
+      </w:r>
+    </w:p>
+    <w:p/>
+    <w:p>
+      <w:pPr>
+        <w:spacing w:before="200" w:after="40"/>
+      </w:pPr>
+      <w:r>
+        <w:rPr>
+          <w:b/>
+          <w:color w:val="4F6AFF"/>
+          <w:sz w:val="28"/>
+        </w:rPr>
+        <w:t>CSS для состояний</w:t>
+      </w:r>
+    </w:p>
+    <w:p>
+      <w:pPr>
+        <w:spacing w:after="40"/>
+      </w:pPr>
+      <w:r>
+        <w:rPr>
+          <w:sz w:val="21"/>
+        </w:rPr>
+        <w:t>Каждому состоянию можно задать индивидуальный CSS, применяемый к контейнеру слота при активации:</w:t>
+      </w:r>
+    </w:p>
+    <w:p>
+      <w:pPr>
+        <w:pStyle w:val="ListNumber"/>
+      </w:pPr>
+      <w:r>
+        <w:rPr>
+          <w:sz w:val="21"/>
+        </w:rPr>
+        <w:t>Разверните раздел «CSS для состояний».</w:t>
+      </w:r>
+    </w:p>
+    <w:p>
+      <w:pPr>
+        <w:pStyle w:val="ListNumber"/>
+      </w:pPr>
+      <w:r>
+        <w:rPr>
+          <w:sz w:val="21"/>
+        </w:rPr>
+        <w:t>Для нужного состояния введите CSS в текстовое поле. Пример: background: #f0f4ff; padding: 12px;</w:t>
+      </w:r>
+    </w:p>
+    <w:p>
+      <w:pPr>
+        <w:spacing w:after="40"/>
+      </w:pPr>
+      <w:r>
+        <w:rPr>
+          <w:sz w:val="21"/>
+        </w:rPr>
+        <w:t>Это позволяет менять фон, отступы или другие стили контейнера в зависимости от состояния без создания отдельных виджетов-обёрток.</w:t>
+      </w:r>
+    </w:p>
+    <w:p>
+      <w:pPr>
+        <w:spacing w:before="80"/>
+      </w:pPr>
+      <w:r>
+        <w:rPr>
+          <w:i/>
+          <w:color w:val="64748B"/>
+          <w:sz w:val="18"/>
+        </w:rPr>
+        <w:t>[Скриншот: CSS для состояний]</w:t>
+      </w:r>
+    </w:p>
+    <w:p/>
+    <w:p>
+      <w:pPr>
+        <w:spacing w:before="200" w:after="40"/>
+      </w:pPr>
+      <w:r>
+        <w:rPr>
+          <w:b/>
+          <w:color w:val="4F6AFF"/>
+          <w:sz w:val="28"/>
+        </w:rPr>
+        <w:t>Удаление состояния</w:t>
+      </w:r>
+    </w:p>
+    <w:p>
+      <w:pPr>
+        <w:spacing w:after="40"/>
+      </w:pPr>
+      <w:r>
+        <w:rPr>
+          <w:sz w:val="21"/>
+        </w:rPr>
+        <w:t>Нажмите кнопку удаления (корзина/крестик) рядом с нужным состоянием в разделе «Привязка событий». Вместе с состоянием удалятся все дочерние виджеты этого слота.</w:t>
+      </w:r>
+    </w:p>
+    <w:tbl>
+      <w:tblPr>
+        <w:tblW w:type="auto" w:w="0"/>
+        <w:tblLook w:firstColumn="1" w:firstRow="1" w:lastColumn="0" w:lastRow="0" w:noHBand="0" w:noVBand="1" w:val="04A0"/>
+      </w:tblPr>
+      <w:tblGrid>
+        <w:gridCol w:w="9406"/>
+      </w:tblGrid>
+      <w:tr>
+        <w:tc>
+          <w:tcPr>
+            <w:tcW w:type="dxa" w:w="9406"/>
+            <w:shd w:val="clear" w:color="auto" w:fill="F0FDF4"/>
+          </w:tcPr>
+          <w:p>
+            <w:pPr>
+              <w:spacing w:before="80" w:after="80"/>
+              <w:ind w:left="170" w:right="170"/>
+            </w:pPr>
+            <w:r>
+              <w:rPr>
+                <w:i/>
+                <w:color w:val="3D55E8"/>
+                <w:sz w:val="20"/>
+              </w:rPr>
+              <w:t>Состояние «default» является базовым — его удаление не рекомендуется.</w:t>
+            </w:r>
+          </w:p>
+        </w:tc>
+      </w:tr>
+    </w:tbl>
+    <w:p/>
     <w:sectPr>
       <w:pgSz w:w="12240" w:h="15840"/>
       <w:pgMar w:top="1134" w:right="1417" w:bottom="1134" w:left="1417" w:header="720" w:footer="720" w:gutter="0"/>
@@ -1184,7 +817,7 @@
     <w:rPr>
       <w:rFonts w:ascii="Calibri" w:hAnsi="Calibri"/>
       <w:color w:val="1E293B"/>
-      <w:sz w:val="20"/>
+      <w:sz w:val="21"/>
     </w:rPr>
   </w:style>
   <w:style w:type="paragraph" w:styleId="Header">
